--- a/Проєктування інформаційних систем/лаб4/PIS_L_4_Horetskyi_KNms1-B23.docx
+++ b/Проєктування інформаційних систем/лаб4/PIS_L_4_Horetskyi_KNms1-B23.docx
@@ -567,6 +567,7 @@
           <w:noProof/>
           <w:sz w:val="28"/>
           <w:szCs w:val="28"/>
+          <w:lang w:val="en-US"/>
         </w:rPr>
       </w:pPr>
       <w:r>
@@ -584,8 +585,9 @@
           <w:noProof/>
           <w:sz w:val="28"/>
           <w:szCs w:val="28"/>
-        </w:rPr>
-        <w:t>4</w:t>
+          <w:lang w:val="en-US"/>
+        </w:rPr>
+        <w:t>5</w:t>
       </w:r>
     </w:p>
     <w:p>
@@ -1048,7 +1050,7 @@
       <w:pPr>
         <w:numPr>
           <w:ilvl w:val="1"/>
-          <w:numId w:val="9"/>
+          <w:numId w:val="12"/>
         </w:numPr>
         <w:spacing w:before="100" w:beforeAutospacing="1" w:after="100" w:afterAutospacing="1" w:line="360" w:lineRule="auto"/>
         <w:rPr>
@@ -1072,7 +1074,7 @@
       <w:pPr>
         <w:numPr>
           <w:ilvl w:val="1"/>
-          <w:numId w:val="9"/>
+          <w:numId w:val="12"/>
         </w:numPr>
         <w:spacing w:before="100" w:beforeAutospacing="1" w:after="100" w:afterAutospacing="1" w:line="360" w:lineRule="auto"/>
         <w:rPr>
@@ -1096,7 +1098,7 @@
       <w:pPr>
         <w:numPr>
           <w:ilvl w:val="1"/>
-          <w:numId w:val="9"/>
+          <w:numId w:val="12"/>
         </w:numPr>
         <w:spacing w:before="100" w:beforeAutospacing="1" w:after="100" w:afterAutospacing="1" w:line="360" w:lineRule="auto"/>
         <w:rPr>
@@ -1120,7 +1122,7 @@
       <w:pPr>
         <w:numPr>
           <w:ilvl w:val="1"/>
-          <w:numId w:val="9"/>
+          <w:numId w:val="12"/>
         </w:numPr>
         <w:spacing w:before="100" w:beforeAutospacing="1" w:after="100" w:afterAutospacing="1" w:line="360" w:lineRule="auto"/>
         <w:rPr>
@@ -1253,7 +1255,7 @@
       <w:pPr>
         <w:numPr>
           <w:ilvl w:val="1"/>
-          <w:numId w:val="9"/>
+          <w:numId w:val="11"/>
         </w:numPr>
         <w:spacing w:before="100" w:beforeAutospacing="1" w:after="100" w:afterAutospacing="1" w:line="360" w:lineRule="auto"/>
         <w:rPr>
@@ -1277,7 +1279,7 @@
       <w:pPr>
         <w:numPr>
           <w:ilvl w:val="1"/>
-          <w:numId w:val="9"/>
+          <w:numId w:val="11"/>
         </w:numPr>
         <w:spacing w:before="100" w:beforeAutospacing="1" w:after="100" w:afterAutospacing="1" w:line="360" w:lineRule="auto"/>
         <w:rPr>
@@ -1301,7 +1303,7 @@
       <w:pPr>
         <w:numPr>
           <w:ilvl w:val="1"/>
-          <w:numId w:val="9"/>
+          <w:numId w:val="11"/>
         </w:numPr>
         <w:spacing w:before="100" w:beforeAutospacing="1" w:after="100" w:afterAutospacing="1" w:line="360" w:lineRule="auto"/>
         <w:rPr>
@@ -1325,7 +1327,7 @@
       <w:pPr>
         <w:numPr>
           <w:ilvl w:val="1"/>
-          <w:numId w:val="9"/>
+          <w:numId w:val="11"/>
         </w:numPr>
         <w:spacing w:before="100" w:beforeAutospacing="1" w:after="100" w:afterAutospacing="1" w:line="360" w:lineRule="auto"/>
         <w:rPr>
@@ -1349,7 +1351,7 @@
       <w:pPr>
         <w:numPr>
           <w:ilvl w:val="1"/>
-          <w:numId w:val="9"/>
+          <w:numId w:val="11"/>
         </w:numPr>
         <w:spacing w:before="100" w:beforeAutospacing="1" w:after="100" w:afterAutospacing="1" w:line="360" w:lineRule="auto"/>
         <w:rPr>
@@ -1373,7 +1375,7 @@
       <w:pPr>
         <w:numPr>
           <w:ilvl w:val="1"/>
-          <w:numId w:val="9"/>
+          <w:numId w:val="11"/>
         </w:numPr>
         <w:spacing w:before="100" w:beforeAutospacing="1" w:after="100" w:afterAutospacing="1" w:line="360" w:lineRule="auto"/>
         <w:rPr>
@@ -1397,7 +1399,7 @@
       <w:pPr>
         <w:numPr>
           <w:ilvl w:val="1"/>
-          <w:numId w:val="9"/>
+          <w:numId w:val="11"/>
         </w:numPr>
         <w:spacing w:before="100" w:beforeAutospacing="1" w:after="100" w:afterAutospacing="1" w:line="360" w:lineRule="auto"/>
         <w:rPr>
@@ -1421,7 +1423,7 @@
       <w:pPr>
         <w:numPr>
           <w:ilvl w:val="1"/>
-          <w:numId w:val="9"/>
+          <w:numId w:val="11"/>
         </w:numPr>
         <w:spacing w:before="100" w:beforeAutospacing="1" w:after="100" w:afterAutospacing="1" w:line="360" w:lineRule="auto"/>
         <w:rPr>
@@ -1445,7 +1447,7 @@
       <w:pPr>
         <w:numPr>
           <w:ilvl w:val="1"/>
-          <w:numId w:val="9"/>
+          <w:numId w:val="11"/>
         </w:numPr>
         <w:spacing w:before="100" w:beforeAutospacing="1" w:after="100" w:afterAutospacing="1" w:line="360" w:lineRule="auto"/>
         <w:rPr>
@@ -1469,7 +1471,7 @@
       <w:pPr>
         <w:numPr>
           <w:ilvl w:val="1"/>
-          <w:numId w:val="9"/>
+          <w:numId w:val="11"/>
         </w:numPr>
         <w:spacing w:before="100" w:beforeAutospacing="1" w:after="100" w:afterAutospacing="1" w:line="360" w:lineRule="auto"/>
         <w:rPr>
@@ -1870,7 +1872,7 @@
       <w:pPr>
         <w:numPr>
           <w:ilvl w:val="1"/>
-          <w:numId w:val="9"/>
+          <w:numId w:val="10"/>
         </w:numPr>
         <w:spacing w:before="100" w:beforeAutospacing="1" w:after="100" w:afterAutospacing="1" w:line="360" w:lineRule="auto"/>
         <w:rPr>
@@ -1914,7 +1916,7 @@
       <w:pPr>
         <w:numPr>
           <w:ilvl w:val="1"/>
-          <w:numId w:val="9"/>
+          <w:numId w:val="10"/>
         </w:numPr>
         <w:spacing w:before="100" w:beforeAutospacing="1" w:after="100" w:afterAutospacing="1" w:line="360" w:lineRule="auto"/>
         <w:rPr>
@@ -1958,7 +1960,7 @@
       <w:pPr>
         <w:numPr>
           <w:ilvl w:val="1"/>
-          <w:numId w:val="9"/>
+          <w:numId w:val="10"/>
         </w:numPr>
         <w:spacing w:before="100" w:beforeAutospacing="1" w:after="100" w:afterAutospacing="1" w:line="360" w:lineRule="auto"/>
         <w:rPr>
@@ -2001,22 +2003,66 @@
     <w:p>
       <w:pPr>
         <w:spacing w:before="100" w:beforeAutospacing="1" w:after="100" w:afterAutospacing="1" w:line="360" w:lineRule="auto"/>
-        <w:rPr>
-          <w:rFonts w:ascii="Times New Roman" w:eastAsia="Times New Roman" w:hAnsi="Times New Roman" w:cs="Times New Roman"/>
-          <w:sz w:val="28"/>
-          <w:szCs w:val="28"/>
-          <w:lang w:eastAsia="uk-UA"/>
-        </w:rPr>
-      </w:pPr>
-      <w:r>
-        <w:rPr>
-          <w:rFonts w:ascii="Times New Roman" w:eastAsia="Times New Roman" w:hAnsi="Times New Roman" w:cs="Times New Roman"/>
-          <w:sz w:val="28"/>
-          <w:szCs w:val="28"/>
-          <w:lang w:eastAsia="uk-UA"/>
-        </w:rPr>
-        <w:t xml:space="preserve">Посилання на діаграму: </w:t>
-      </w:r>
+        <w:jc w:val="both"/>
+        <w:rPr>
+          <w:rFonts w:ascii="Times New Roman" w:eastAsia="Times New Roman" w:hAnsi="Times New Roman" w:cs="Times New Roman"/>
+          <w:sz w:val="28"/>
+          <w:szCs w:val="28"/>
+          <w:lang w:eastAsia="uk-UA"/>
+        </w:rPr>
+      </w:pPr>
+      <w:r>
+        <w:rPr>
+          <w:rFonts w:ascii="Times New Roman" w:eastAsia="Times New Roman" w:hAnsi="Times New Roman" w:cs="Times New Roman"/>
+          <w:b/>
+          <w:bCs/>
+          <w:sz w:val="28"/>
+          <w:szCs w:val="28"/>
+          <w:lang w:eastAsia="uk-UA"/>
+        </w:rPr>
+        <w:t>Висновок:</w:t>
+      </w:r>
+      <w:r>
+        <w:rPr>
+          <w:rFonts w:ascii="Times New Roman" w:eastAsia="Times New Roman" w:hAnsi="Times New Roman" w:cs="Times New Roman"/>
+          <w:sz w:val="28"/>
+          <w:szCs w:val="28"/>
+          <w:lang w:eastAsia="uk-UA"/>
+        </w:rPr>
+        <w:br/>
+        <w:t xml:space="preserve">У ході виконання лабораторної роботи було побудовано діаграму прецедентів для системи </w:t>
+      </w:r>
+      <w:proofErr w:type="spellStart"/>
+      <w:r>
+        <w:rPr>
+          <w:rFonts w:ascii="Times New Roman" w:eastAsia="Times New Roman" w:hAnsi="Times New Roman" w:cs="Times New Roman"/>
+          <w:sz w:val="28"/>
+          <w:szCs w:val="28"/>
+          <w:lang w:eastAsia="uk-UA"/>
+        </w:rPr>
+        <w:t>Crental</w:t>
+      </w:r>
+      <w:proofErr w:type="spellEnd"/>
+      <w:r>
+        <w:rPr>
+          <w:rFonts w:ascii="Times New Roman" w:eastAsia="Times New Roman" w:hAnsi="Times New Roman" w:cs="Times New Roman"/>
+          <w:sz w:val="28"/>
+          <w:szCs w:val="28"/>
+          <w:lang w:eastAsia="uk-UA"/>
+        </w:rPr>
+        <w:t>, яка наочно демонструє взаємодію користувачів з основними функціональними можливостями системи. Побудова діаграми дозволяє краще структурувати вимоги до системи та підвищує розуміння її архітектури на ранньому етапі розробки.</w:t>
+      </w:r>
+    </w:p>
+    <w:p>
+      <w:pPr>
+        <w:spacing w:before="100" w:beforeAutospacing="1" w:after="100" w:afterAutospacing="1" w:line="360" w:lineRule="auto"/>
+        <w:rPr>
+          <w:rFonts w:ascii="Times New Roman" w:eastAsia="Times New Roman" w:hAnsi="Times New Roman" w:cs="Times New Roman"/>
+          <w:sz w:val="28"/>
+          <w:szCs w:val="28"/>
+          <w:lang w:eastAsia="uk-UA"/>
+        </w:rPr>
+      </w:pPr>
       <w:hyperlink r:id="rId13" w:history="1">
         <w:r>
           <w:rPr>
@@ -2026,84 +2072,11 @@
             <w:szCs w:val="28"/>
             <w:lang w:eastAsia="uk-UA"/>
           </w:rPr>
-          <w:t>https://drive.google.com/file/d/1_gWZYuu</w:t>
-        </w:r>
-        <w:r>
-          <w:rPr>
-            <w:rStyle w:val="aa"/>
-            <w:rFonts w:ascii="Times New Roman" w:eastAsia="Times New Roman" w:hAnsi="Times New Roman" w:cs="Times New Roman"/>
-            <w:sz w:val="28"/>
-            <w:szCs w:val="28"/>
-            <w:lang w:eastAsia="uk-UA"/>
-          </w:rPr>
-          <w:t>z</w:t>
-        </w:r>
-        <w:r>
-          <w:rPr>
-            <w:rStyle w:val="aa"/>
-            <w:rFonts w:ascii="Times New Roman" w:eastAsia="Times New Roman" w:hAnsi="Times New Roman" w:cs="Times New Roman"/>
-            <w:sz w:val="28"/>
-            <w:szCs w:val="28"/>
-            <w:lang w:eastAsia="uk-UA"/>
-          </w:rPr>
-          <w:t>9_bY07NO3tnwhSkaS5oT8Jy1/view?usp=sharing</w:t>
+          <w:t>https://drive.google.com/file/d/1_gWZYuuz9_bY07NO3tnwhSkaS5oT8Jy1/view?usp=sharing</w:t>
         </w:r>
       </w:hyperlink>
     </w:p>
-    <w:p>
-      <w:pPr>
-        <w:spacing w:before="100" w:beforeAutospacing="1" w:after="100" w:afterAutospacing="1" w:line="360" w:lineRule="auto"/>
-        <w:rPr>
-          <w:rFonts w:ascii="Times New Roman" w:eastAsia="Times New Roman" w:hAnsi="Times New Roman" w:cs="Times New Roman"/>
-          <w:sz w:val="28"/>
-          <w:szCs w:val="28"/>
-          <w:lang w:eastAsia="uk-UA"/>
-        </w:rPr>
-      </w:pPr>
-      <w:r>
-        <w:rPr>
-          <w:rFonts w:ascii="Times New Roman" w:eastAsia="Times New Roman" w:hAnsi="Times New Roman" w:cs="Times New Roman"/>
-          <w:b/>
-          <w:bCs/>
-          <w:sz w:val="28"/>
-          <w:szCs w:val="28"/>
-          <w:lang w:eastAsia="uk-UA"/>
-        </w:rPr>
-        <w:t>Висновок:</w:t>
-      </w:r>
-      <w:r>
-        <w:rPr>
-          <w:rFonts w:ascii="Times New Roman" w:eastAsia="Times New Roman" w:hAnsi="Times New Roman" w:cs="Times New Roman"/>
-          <w:sz w:val="28"/>
-          <w:szCs w:val="28"/>
-          <w:lang w:eastAsia="uk-UA"/>
-        </w:rPr>
-        <w:br/>
-        <w:t xml:space="preserve">У ході виконання лабораторної роботи було побудовано діаграму прецедентів для системи </w:t>
-      </w:r>
-      <w:proofErr w:type="spellStart"/>
-      <w:r>
-        <w:rPr>
-          <w:rFonts w:ascii="Times New Roman" w:eastAsia="Times New Roman" w:hAnsi="Times New Roman" w:cs="Times New Roman"/>
-          <w:sz w:val="28"/>
-          <w:szCs w:val="28"/>
-          <w:lang w:eastAsia="uk-UA"/>
-        </w:rPr>
-        <w:t>Crental</w:t>
-      </w:r>
-      <w:proofErr w:type="spellEnd"/>
-      <w:r>
-        <w:rPr>
-          <w:rFonts w:ascii="Times New Roman" w:eastAsia="Times New Roman" w:hAnsi="Times New Roman" w:cs="Times New Roman"/>
-          <w:sz w:val="28"/>
-          <w:szCs w:val="28"/>
-          <w:lang w:eastAsia="uk-UA"/>
-        </w:rPr>
-        <w:t>, яка наочно демонструє взаємодію користувачів з основними функціональними можливостями системи. Побудова діаграми дозволяє краще структурувати вимоги до системи та підвищує розуміння її архітектури на ранньому етапі розробки.</w:t>
-      </w:r>
-    </w:p>
     <w:sectPr>
-      <w:headerReference w:type="default" r:id="rId14"/>
       <w:pgSz w:w="11906" w:h="16838"/>
       <w:pgMar w:top="567" w:right="567" w:bottom="567" w:left="1134" w:header="284" w:footer="284" w:gutter="0"/>
       <w:cols w:space="708"/>
@@ -2164,85 +2137,6 @@
 </w:footnotes>
 </file>
 
-<file path=word/header1.xml><?xml version="1.0" encoding="utf-8"?>
-<w:hdr xmlns:wpc="http://schemas.microsoft.com/office/word/2010/wordprocessingCanvas" xmlns:cx="http://schemas.microsoft.com/office/drawing/2014/chartex" xmlns:cx1="http://schemas.microsoft.com/office/drawing/2015/9/8/chartex" xmlns:cx2="http://schemas.microsoft.com/office/drawing/2015/10/21/chartex" xmlns:cx3="http://schemas.microsoft.com/office/drawing/2016/5/9/chartex" xmlns:cx4="http://schemas.microsoft.com/office/drawing/2016/5/10/chartex" xmlns:cx5="http://schemas.microsoft.com/office/drawing/2016/5/11/chartex" xmlns:cx6="http://schemas.microsoft.com/office/drawing/2016/5/12/chartex" xmlns:cx7="http://schemas.microsoft.com/office/drawing/2016/5/13/chartex" xmlns:cx8="http://schemas.microsoft.com/office/drawing/2016/5/14/chartex" xmlns:mc="http://schemas.openxmlformats.org/markup-compatibility/2006" xmlns:aink="http://schemas.microsoft.com/office/drawing/2016/ink" xmlns:am3d="http://schemas.microsoft.com/office/drawing/2017/model3d" xmlns:o="urn:schemas-microsoft-com:office:office" xmlns:r="http://schemas.openxmlformats.org/officeDocument/2006/relationships" xmlns:m="http://schemas.openxmlformats.org/officeDocument/2006/math" xmlns:v="urn:schemas-microsoft-com:vml" xmlns:wp14="http://schemas.microsoft.com/office/word/2010/wordprocessingDrawing" xmlns:wp="http://schemas.openxmlformats.org/drawingml/2006/wordprocessingDrawing" xmlns:w10="urn:schemas-microsoft-com:office:word" xmlns:w="http://schemas.openxmlformats.org/wordprocessingml/2006/main" xmlns:w14="http://schemas.microsoft.com/office/word/2010/wordml" xmlns:w15="http://schemas.microsoft.com/office/word/2012/wordml" xmlns:w16cex="http://schemas.microsoft.com/office/word/2018/wordml/cex" xmlns:w16cid="http://schemas.microsoft.com/office/word/2016/wordml/cid" xmlns:w16="http://schemas.microsoft.com/office/word/2018/wordml" xmlns:w16sdtdh="http://schemas.microsoft.com/office/word/2020/wordml/sdtdatahash" xmlns:w16se="http://schemas.microsoft.com/office/word/2015/wordml/symex" xmlns:wpg="http://schemas.microsoft.com/office/word/2010/wordprocessingGroup" xmlns:wpi="http://schemas.microsoft.com/office/word/2010/wordprocessingInk" xmlns:wne="http://schemas.microsoft.com/office/word/2006/wordml" xmlns:wps="http://schemas.microsoft.com/office/word/2010/wordprocessingShape" mc:Ignorable="w14 w15 w16se w16cid w16 w16cex w16sdtdh wp14">
-  <w:sdt>
-    <w:sdtPr>
-      <w:id w:val="1211298239"/>
-      <w:docPartObj>
-        <w:docPartGallery w:val="Page Numbers (Top of Page)"/>
-        <w:docPartUnique/>
-      </w:docPartObj>
-    </w:sdtPr>
-    <w:sdtEndPr>
-      <w:rPr>
-        <w:rFonts w:ascii="Times New Roman" w:hAnsi="Times New Roman" w:cs="Times New Roman"/>
-        <w:sz w:val="24"/>
-        <w:szCs w:val="24"/>
-      </w:rPr>
-    </w:sdtEndPr>
-    <w:sdtContent>
-      <w:p>
-        <w:pPr>
-          <w:pStyle w:val="a4"/>
-          <w:jc w:val="right"/>
-          <w:rPr>
-            <w:rFonts w:ascii="Times New Roman" w:hAnsi="Times New Roman" w:cs="Times New Roman"/>
-            <w:sz w:val="24"/>
-            <w:szCs w:val="24"/>
-          </w:rPr>
-        </w:pPr>
-        <w:r>
-          <w:rPr>
-            <w:rFonts w:ascii="Times New Roman" w:hAnsi="Times New Roman" w:cs="Times New Roman"/>
-            <w:sz w:val="24"/>
-            <w:szCs w:val="24"/>
-          </w:rPr>
-          <w:fldChar w:fldCharType="begin"/>
-        </w:r>
-        <w:r>
-          <w:rPr>
-            <w:rFonts w:ascii="Times New Roman" w:hAnsi="Times New Roman" w:cs="Times New Roman"/>
-            <w:sz w:val="24"/>
-            <w:szCs w:val="24"/>
-          </w:rPr>
-          <w:instrText>PAGE   \* MERGEFORMAT</w:instrText>
-        </w:r>
-        <w:r>
-          <w:rPr>
-            <w:rFonts w:ascii="Times New Roman" w:hAnsi="Times New Roman" w:cs="Times New Roman"/>
-            <w:sz w:val="24"/>
-            <w:szCs w:val="24"/>
-          </w:rPr>
-          <w:fldChar w:fldCharType="separate"/>
-        </w:r>
-        <w:r>
-          <w:rPr>
-            <w:rFonts w:ascii="Times New Roman" w:hAnsi="Times New Roman" w:cs="Times New Roman"/>
-            <w:sz w:val="24"/>
-            <w:szCs w:val="24"/>
-          </w:rPr>
-          <w:t>2</w:t>
-        </w:r>
-        <w:r>
-          <w:rPr>
-            <w:rFonts w:ascii="Times New Roman" w:hAnsi="Times New Roman" w:cs="Times New Roman"/>
-            <w:sz w:val="24"/>
-            <w:szCs w:val="24"/>
-          </w:rPr>
-          <w:fldChar w:fldCharType="end"/>
-        </w:r>
-      </w:p>
-    </w:sdtContent>
-  </w:sdt>
-  <w:p>
-    <w:pPr>
-      <w:pStyle w:val="a4"/>
-    </w:pPr>
-  </w:p>
-</w:hdr>
-</file>
-
 <file path=word/numbering.xml><?xml version="1.0" encoding="utf-8"?>
 <w:numbering xmlns:wpc="http://schemas.microsoft.com/office/word/2010/wordprocessingCanvas" xmlns:cx="http://schemas.microsoft.com/office/drawing/2014/chartex" xmlns:cx1="http://schemas.microsoft.com/office/drawing/2015/9/8/chartex" xmlns:cx2="http://schemas.microsoft.com/office/drawing/2015/10/21/chartex" xmlns:cx3="http://schemas.microsoft.com/office/drawing/2016/5/9/chartex" xmlns:cx4="http://schemas.microsoft.com/office/drawing/2016/5/10/chartex" xmlns:cx5="http://schemas.microsoft.com/office/drawing/2016/5/11/chartex" xmlns:cx6="http://schemas.microsoft.com/office/drawing/2016/5/12/chartex" xmlns:cx7="http://schemas.microsoft.com/office/drawing/2016/5/13/chartex" xmlns:cx8="http://schemas.microsoft.com/office/drawing/2016/5/14/chartex" xmlns:mc="http://schemas.openxmlformats.org/markup-compatibility/2006" xmlns:aink="http://schemas.microsoft.com/office/drawing/2016/ink" xmlns:am3d="http://schemas.microsoft.com/office/drawing/2017/model3d" xmlns:o="urn:schemas-microsoft-com:office:office" xmlns:r="http://schemas.openxmlformats.org/officeDocument/2006/relationships" xmlns:m="http://schemas.openxmlformats.org/officeDocument/2006/math" xmlns:v="urn:schemas-microsoft-com:vml" xmlns:wp14="http://schemas.microsoft.com/office/word/2010/wordprocessingDrawing" xmlns:wp="http://schemas.openxmlformats.org/drawingml/2006/wordprocessingDrawing" xmlns:w10="urn:schemas-microsoft-com:office:word" xmlns:w="http://schemas.openxmlformats.org/wordprocessingml/2006/main" xmlns:w14="http://schemas.microsoft.com/office/word/2010/wordml" xmlns:w15="http://schemas.microsoft.com/office/word/2012/wordml" xmlns:w16cex="http://schemas.microsoft.com/office/word/2018/wordml/cex" xmlns:w16cid="http://schemas.microsoft.com/office/word/2016/wordml/cid" xmlns:w16="http://schemas.microsoft.com/office/word/2018/wordml" xmlns:w16sdtdh="http://schemas.microsoft.com/office/word/2020/wordml/sdtdatahash" xmlns:w16se="http://schemas.microsoft.com/office/word/2015/wordml/symex" xmlns:wpg="http://schemas.microsoft.com/office/word/2010/wordprocessingGroup" xmlns:wpi="http://schemas.microsoft.com/office/word/2010/wordprocessingInk" xmlns:wne="http://schemas.microsoft.com/office/word/2006/wordml" xmlns:wps="http://schemas.microsoft.com/office/word/2010/wordprocessingShape" mc:Ignorable="w14 w15 w16se w16cid w16 w16cex w16sdtdh wp14">
   <w:abstractNum w:abstractNumId="0" w15:restartNumberingAfterBreak="0">
@@ -2395,6 +2289,240 @@
     </w:lvl>
   </w:abstractNum>
   <w:abstractNum w:abstractNumId="1" w15:restartNumberingAfterBreak="0">
+    <w:nsid w:val="09E55309"/>
+    <w:multiLevelType w:val="multilevel"/>
+    <w:tmpl w:val="8370DCBA"/>
+    <w:lvl w:ilvl="0">
+      <w:start w:val="1"/>
+      <w:numFmt w:val="decimal"/>
+      <w:lvlText w:val="%1."/>
+      <w:lvlJc w:val="left"/>
+      <w:pPr>
+        <w:tabs>
+          <w:tab w:val="num" w:pos="720"/>
+        </w:tabs>
+        <w:ind w:left="720" w:hanging="360"/>
+      </w:pPr>
+    </w:lvl>
+    <w:lvl w:ilvl="1">
+      <w:start w:val="1"/>
+      <w:numFmt w:val="bullet"/>
+      <w:lvlText w:val=""/>
+      <w:lvlJc w:val="left"/>
+      <w:pPr>
+        <w:tabs>
+          <w:tab w:val="num" w:pos="1440"/>
+        </w:tabs>
+        <w:ind w:left="1440" w:hanging="360"/>
+      </w:pPr>
+      <w:rPr>
+        <w:rFonts w:ascii="Symbol" w:hAnsi="Symbol" w:hint="default"/>
+        <w:sz w:val="20"/>
+      </w:rPr>
+    </w:lvl>
+    <w:lvl w:ilvl="2" w:tentative="1">
+      <w:start w:val="1"/>
+      <w:numFmt w:val="decimal"/>
+      <w:lvlText w:val="%3."/>
+      <w:lvlJc w:val="left"/>
+      <w:pPr>
+        <w:tabs>
+          <w:tab w:val="num" w:pos="2160"/>
+        </w:tabs>
+        <w:ind w:left="2160" w:hanging="360"/>
+      </w:pPr>
+    </w:lvl>
+    <w:lvl w:ilvl="3" w:tentative="1">
+      <w:start w:val="1"/>
+      <w:numFmt w:val="decimal"/>
+      <w:lvlText w:val="%4."/>
+      <w:lvlJc w:val="left"/>
+      <w:pPr>
+        <w:tabs>
+          <w:tab w:val="num" w:pos="2880"/>
+        </w:tabs>
+        <w:ind w:left="2880" w:hanging="360"/>
+      </w:pPr>
+    </w:lvl>
+    <w:lvl w:ilvl="4" w:tentative="1">
+      <w:start w:val="1"/>
+      <w:numFmt w:val="decimal"/>
+      <w:lvlText w:val="%5."/>
+      <w:lvlJc w:val="left"/>
+      <w:pPr>
+        <w:tabs>
+          <w:tab w:val="num" w:pos="3600"/>
+        </w:tabs>
+        <w:ind w:left="3600" w:hanging="360"/>
+      </w:pPr>
+    </w:lvl>
+    <w:lvl w:ilvl="5" w:tentative="1">
+      <w:start w:val="1"/>
+      <w:numFmt w:val="decimal"/>
+      <w:lvlText w:val="%6."/>
+      <w:lvlJc w:val="left"/>
+      <w:pPr>
+        <w:tabs>
+          <w:tab w:val="num" w:pos="4320"/>
+        </w:tabs>
+        <w:ind w:left="4320" w:hanging="360"/>
+      </w:pPr>
+    </w:lvl>
+    <w:lvl w:ilvl="6" w:tentative="1">
+      <w:start w:val="1"/>
+      <w:numFmt w:val="decimal"/>
+      <w:lvlText w:val="%7."/>
+      <w:lvlJc w:val="left"/>
+      <w:pPr>
+        <w:tabs>
+          <w:tab w:val="num" w:pos="5040"/>
+        </w:tabs>
+        <w:ind w:left="5040" w:hanging="360"/>
+      </w:pPr>
+    </w:lvl>
+    <w:lvl w:ilvl="7" w:tentative="1">
+      <w:start w:val="1"/>
+      <w:numFmt w:val="decimal"/>
+      <w:lvlText w:val="%8."/>
+      <w:lvlJc w:val="left"/>
+      <w:pPr>
+        <w:tabs>
+          <w:tab w:val="num" w:pos="5760"/>
+        </w:tabs>
+        <w:ind w:left="5760" w:hanging="360"/>
+      </w:pPr>
+    </w:lvl>
+    <w:lvl w:ilvl="8" w:tentative="1">
+      <w:start w:val="1"/>
+      <w:numFmt w:val="decimal"/>
+      <w:lvlText w:val="%9."/>
+      <w:lvlJc w:val="left"/>
+      <w:pPr>
+        <w:tabs>
+          <w:tab w:val="num" w:pos="6480"/>
+        </w:tabs>
+        <w:ind w:left="6480" w:hanging="360"/>
+      </w:pPr>
+    </w:lvl>
+  </w:abstractNum>
+  <w:abstractNum w:abstractNumId="2" w15:restartNumberingAfterBreak="0">
+    <w:nsid w:val="0F794FF6"/>
+    <w:multiLevelType w:val="multilevel"/>
+    <w:tmpl w:val="CFDEFA58"/>
+    <w:lvl w:ilvl="0">
+      <w:start w:val="1"/>
+      <w:numFmt w:val="decimal"/>
+      <w:lvlText w:val="%1."/>
+      <w:lvlJc w:val="left"/>
+      <w:pPr>
+        <w:tabs>
+          <w:tab w:val="num" w:pos="720"/>
+        </w:tabs>
+        <w:ind w:left="720" w:hanging="360"/>
+      </w:pPr>
+    </w:lvl>
+    <w:lvl w:ilvl="1">
+      <w:start w:val="1"/>
+      <w:numFmt w:val="bullet"/>
+      <w:lvlText w:val=""/>
+      <w:lvlJc w:val="left"/>
+      <w:pPr>
+        <w:tabs>
+          <w:tab w:val="num" w:pos="1440"/>
+        </w:tabs>
+        <w:ind w:left="1440" w:hanging="360"/>
+      </w:pPr>
+      <w:rPr>
+        <w:rFonts w:ascii="Symbol" w:hAnsi="Symbol" w:hint="default"/>
+        <w:sz w:val="20"/>
+      </w:rPr>
+    </w:lvl>
+    <w:lvl w:ilvl="2" w:tentative="1">
+      <w:start w:val="1"/>
+      <w:numFmt w:val="decimal"/>
+      <w:lvlText w:val="%3."/>
+      <w:lvlJc w:val="left"/>
+      <w:pPr>
+        <w:tabs>
+          <w:tab w:val="num" w:pos="2160"/>
+        </w:tabs>
+        <w:ind w:left="2160" w:hanging="360"/>
+      </w:pPr>
+    </w:lvl>
+    <w:lvl w:ilvl="3" w:tentative="1">
+      <w:start w:val="1"/>
+      <w:numFmt w:val="decimal"/>
+      <w:lvlText w:val="%4."/>
+      <w:lvlJc w:val="left"/>
+      <w:pPr>
+        <w:tabs>
+          <w:tab w:val="num" w:pos="2880"/>
+        </w:tabs>
+        <w:ind w:left="2880" w:hanging="360"/>
+      </w:pPr>
+    </w:lvl>
+    <w:lvl w:ilvl="4" w:tentative="1">
+      <w:start w:val="1"/>
+      <w:numFmt w:val="decimal"/>
+      <w:lvlText w:val="%5."/>
+      <w:lvlJc w:val="left"/>
+      <w:pPr>
+        <w:tabs>
+          <w:tab w:val="num" w:pos="3600"/>
+        </w:tabs>
+        <w:ind w:left="3600" w:hanging="360"/>
+      </w:pPr>
+    </w:lvl>
+    <w:lvl w:ilvl="5" w:tentative="1">
+      <w:start w:val="1"/>
+      <w:numFmt w:val="decimal"/>
+      <w:lvlText w:val="%6."/>
+      <w:lvlJc w:val="left"/>
+      <w:pPr>
+        <w:tabs>
+          <w:tab w:val="num" w:pos="4320"/>
+        </w:tabs>
+        <w:ind w:left="4320" w:hanging="360"/>
+      </w:pPr>
+    </w:lvl>
+    <w:lvl w:ilvl="6" w:tentative="1">
+      <w:start w:val="1"/>
+      <w:numFmt w:val="decimal"/>
+      <w:lvlText w:val="%7."/>
+      <w:lvlJc w:val="left"/>
+      <w:pPr>
+        <w:tabs>
+          <w:tab w:val="num" w:pos="5040"/>
+        </w:tabs>
+        <w:ind w:left="5040" w:hanging="360"/>
+      </w:pPr>
+    </w:lvl>
+    <w:lvl w:ilvl="7" w:tentative="1">
+      <w:start w:val="1"/>
+      <w:numFmt w:val="decimal"/>
+      <w:lvlText w:val="%8."/>
+      <w:lvlJc w:val="left"/>
+      <w:pPr>
+        <w:tabs>
+          <w:tab w:val="num" w:pos="5760"/>
+        </w:tabs>
+        <w:ind w:left="5760" w:hanging="360"/>
+      </w:pPr>
+    </w:lvl>
+    <w:lvl w:ilvl="8" w:tentative="1">
+      <w:start w:val="1"/>
+      <w:numFmt w:val="decimal"/>
+      <w:lvlText w:val="%9."/>
+      <w:lvlJc w:val="left"/>
+      <w:pPr>
+        <w:tabs>
+          <w:tab w:val="num" w:pos="6480"/>
+        </w:tabs>
+        <w:ind w:left="6480" w:hanging="360"/>
+      </w:pPr>
+    </w:lvl>
+  </w:abstractNum>
+  <w:abstractNum w:abstractNumId="3" w15:restartNumberingAfterBreak="0">
     <w:nsid w:val="151F0AD4"/>
     <w:multiLevelType w:val="hybridMultilevel"/>
     <w:tmpl w:val="3692E32A"/>
@@ -2483,7 +2611,7 @@
       </w:pPr>
     </w:lvl>
   </w:abstractNum>
-  <w:abstractNum w:abstractNumId="2" w15:restartNumberingAfterBreak="0">
+  <w:abstractNum w:abstractNumId="4" w15:restartNumberingAfterBreak="0">
     <w:nsid w:val="356D5DCD"/>
     <w:multiLevelType w:val="hybridMultilevel"/>
     <w:tmpl w:val="18D64198"/>
@@ -2596,7 +2724,7 @@
       </w:pPr>
     </w:lvl>
   </w:abstractNum>
-  <w:abstractNum w:abstractNumId="3" w15:restartNumberingAfterBreak="0">
+  <w:abstractNum w:abstractNumId="5" w15:restartNumberingAfterBreak="0">
     <w:nsid w:val="36C74205"/>
     <w:multiLevelType w:val="hybridMultilevel"/>
     <w:tmpl w:val="18D64198"/>
@@ -2709,7 +2837,7 @@
       </w:pPr>
     </w:lvl>
   </w:abstractNum>
-  <w:abstractNum w:abstractNumId="4" w15:restartNumberingAfterBreak="0">
+  <w:abstractNum w:abstractNumId="6" w15:restartNumberingAfterBreak="0">
     <w:nsid w:val="39FF2542"/>
     <w:multiLevelType w:val="hybridMultilevel"/>
     <w:tmpl w:val="FC307726"/>
@@ -2795,7 +2923,7 @@
       </w:pPr>
     </w:lvl>
   </w:abstractNum>
-  <w:abstractNum w:abstractNumId="5" w15:restartNumberingAfterBreak="0">
+  <w:abstractNum w:abstractNumId="7" w15:restartNumberingAfterBreak="0">
     <w:nsid w:val="478D345A"/>
     <w:multiLevelType w:val="multilevel"/>
     <w:tmpl w:val="593CBCEA"/>
@@ -2912,7 +3040,124 @@
       </w:pPr>
     </w:lvl>
   </w:abstractNum>
-  <w:abstractNum w:abstractNumId="6" w15:restartNumberingAfterBreak="0">
+  <w:abstractNum w:abstractNumId="8" w15:restartNumberingAfterBreak="0">
+    <w:nsid w:val="55DF00E0"/>
+    <w:multiLevelType w:val="multilevel"/>
+    <w:tmpl w:val="9BB61688"/>
+    <w:lvl w:ilvl="0">
+      <w:start w:val="1"/>
+      <w:numFmt w:val="decimal"/>
+      <w:lvlText w:val="%1."/>
+      <w:lvlJc w:val="left"/>
+      <w:pPr>
+        <w:tabs>
+          <w:tab w:val="num" w:pos="720"/>
+        </w:tabs>
+        <w:ind w:left="720" w:hanging="360"/>
+      </w:pPr>
+    </w:lvl>
+    <w:lvl w:ilvl="1">
+      <w:start w:val="1"/>
+      <w:numFmt w:val="bullet"/>
+      <w:lvlText w:val=""/>
+      <w:lvlJc w:val="left"/>
+      <w:pPr>
+        <w:tabs>
+          <w:tab w:val="num" w:pos="1440"/>
+        </w:tabs>
+        <w:ind w:left="1440" w:hanging="360"/>
+      </w:pPr>
+      <w:rPr>
+        <w:rFonts w:ascii="Symbol" w:hAnsi="Symbol" w:hint="default"/>
+        <w:sz w:val="20"/>
+      </w:rPr>
+    </w:lvl>
+    <w:lvl w:ilvl="2" w:tentative="1">
+      <w:start w:val="1"/>
+      <w:numFmt w:val="decimal"/>
+      <w:lvlText w:val="%3."/>
+      <w:lvlJc w:val="left"/>
+      <w:pPr>
+        <w:tabs>
+          <w:tab w:val="num" w:pos="2160"/>
+        </w:tabs>
+        <w:ind w:left="2160" w:hanging="360"/>
+      </w:pPr>
+    </w:lvl>
+    <w:lvl w:ilvl="3" w:tentative="1">
+      <w:start w:val="1"/>
+      <w:numFmt w:val="decimal"/>
+      <w:lvlText w:val="%4."/>
+      <w:lvlJc w:val="left"/>
+      <w:pPr>
+        <w:tabs>
+          <w:tab w:val="num" w:pos="2880"/>
+        </w:tabs>
+        <w:ind w:left="2880" w:hanging="360"/>
+      </w:pPr>
+    </w:lvl>
+    <w:lvl w:ilvl="4" w:tentative="1">
+      <w:start w:val="1"/>
+      <w:numFmt w:val="decimal"/>
+      <w:lvlText w:val="%5."/>
+      <w:lvlJc w:val="left"/>
+      <w:pPr>
+        <w:tabs>
+          <w:tab w:val="num" w:pos="3600"/>
+        </w:tabs>
+        <w:ind w:left="3600" w:hanging="360"/>
+      </w:pPr>
+    </w:lvl>
+    <w:lvl w:ilvl="5" w:tentative="1">
+      <w:start w:val="1"/>
+      <w:numFmt w:val="decimal"/>
+      <w:lvlText w:val="%6."/>
+      <w:lvlJc w:val="left"/>
+      <w:pPr>
+        <w:tabs>
+          <w:tab w:val="num" w:pos="4320"/>
+        </w:tabs>
+        <w:ind w:left="4320" w:hanging="360"/>
+      </w:pPr>
+    </w:lvl>
+    <w:lvl w:ilvl="6" w:tentative="1">
+      <w:start w:val="1"/>
+      <w:numFmt w:val="decimal"/>
+      <w:lvlText w:val="%7."/>
+      <w:lvlJc w:val="left"/>
+      <w:pPr>
+        <w:tabs>
+          <w:tab w:val="num" w:pos="5040"/>
+        </w:tabs>
+        <w:ind w:left="5040" w:hanging="360"/>
+      </w:pPr>
+    </w:lvl>
+    <w:lvl w:ilvl="7" w:tentative="1">
+      <w:start w:val="1"/>
+      <w:numFmt w:val="decimal"/>
+      <w:lvlText w:val="%8."/>
+      <w:lvlJc w:val="left"/>
+      <w:pPr>
+        <w:tabs>
+          <w:tab w:val="num" w:pos="5760"/>
+        </w:tabs>
+        <w:ind w:left="5760" w:hanging="360"/>
+      </w:pPr>
+    </w:lvl>
+    <w:lvl w:ilvl="8" w:tentative="1">
+      <w:start w:val="1"/>
+      <w:numFmt w:val="decimal"/>
+      <w:lvlText w:val="%9."/>
+      <w:lvlJc w:val="left"/>
+      <w:pPr>
+        <w:tabs>
+          <w:tab w:val="num" w:pos="6480"/>
+        </w:tabs>
+        <w:ind w:left="6480" w:hanging="360"/>
+      </w:pPr>
+    </w:lvl>
+  </w:abstractNum>
+  <w:abstractNum w:abstractNumId="9" w15:restartNumberingAfterBreak="0">
     <w:nsid w:val="5A2D2A7D"/>
     <w:multiLevelType w:val="hybridMultilevel"/>
     <w:tmpl w:val="62E459AC"/>
@@ -3001,7 +3246,7 @@
       </w:pPr>
     </w:lvl>
   </w:abstractNum>
-  <w:abstractNum w:abstractNumId="7" w15:restartNumberingAfterBreak="0">
+  <w:abstractNum w:abstractNumId="10" w15:restartNumberingAfterBreak="0">
     <w:nsid w:val="5E3D17AF"/>
     <w:multiLevelType w:val="hybridMultilevel"/>
     <w:tmpl w:val="D1D44AB8"/>
@@ -3090,7 +3335,7 @@
       </w:pPr>
     </w:lvl>
   </w:abstractNum>
-  <w:abstractNum w:abstractNumId="8" w15:restartNumberingAfterBreak="0">
+  <w:abstractNum w:abstractNumId="11" w15:restartNumberingAfterBreak="0">
     <w:nsid w:val="681F2AD2"/>
     <w:multiLevelType w:val="multilevel"/>
     <w:tmpl w:val="F64AF556"/>
@@ -3240,31 +3485,40 @@
     </w:lvl>
   </w:abstractNum>
   <w:num w:numId="1">
-    <w:abstractNumId w:val="4"/>
+    <w:abstractNumId w:val="6"/>
   </w:num>
   <w:num w:numId="2">
-    <w:abstractNumId w:val="6"/>
+    <w:abstractNumId w:val="9"/>
   </w:num>
   <w:num w:numId="3">
-    <w:abstractNumId w:val="7"/>
+    <w:abstractNumId w:val="10"/>
   </w:num>
   <w:num w:numId="4">
-    <w:abstractNumId w:val="1"/>
+    <w:abstractNumId w:val="3"/>
   </w:num>
   <w:num w:numId="5">
-    <w:abstractNumId w:val="3"/>
+    <w:abstractNumId w:val="5"/>
   </w:num>
   <w:num w:numId="6">
-    <w:abstractNumId w:val="2"/>
+    <w:abstractNumId w:val="4"/>
   </w:num>
   <w:num w:numId="7">
     <w:abstractNumId w:val="0"/>
   </w:num>
   <w:num w:numId="8">
+    <w:abstractNumId w:val="11"/>
+  </w:num>
+  <w:num w:numId="9">
+    <w:abstractNumId w:val="7"/>
+  </w:num>
+  <w:num w:numId="10">
     <w:abstractNumId w:val="8"/>
   </w:num>
-  <w:num w:numId="9">
-    <w:abstractNumId w:val="5"/>
+  <w:num w:numId="11">
+    <w:abstractNumId w:val="1"/>
+  </w:num>
+  <w:num w:numId="12">
+    <w:abstractNumId w:val="2"/>
   </w:num>
 </w:numbering>
 </file>
@@ -3753,7 +4007,7 @@
     </w:rPr>
   </w:style>
   <w:style w:type="character" w:customStyle="1" w:styleId="HTML0">
-    <w:name w:val="Стандартний HTML Знак"/>
+    <w:name w:val="Стандартный HTML Знак"/>
     <w:basedOn w:val="a0"/>
     <w:link w:val="HTML"/>
     <w:uiPriority w:val="99"/>
@@ -3793,7 +4047,7 @@
     </w:pPr>
   </w:style>
   <w:style w:type="character" w:customStyle="1" w:styleId="a5">
-    <w:name w:val="Верхній колонтитул Знак"/>
+    <w:name w:val="Верхний колонтитул Знак"/>
     <w:basedOn w:val="a0"/>
     <w:link w:val="a4"/>
     <w:uiPriority w:val="99"/>
@@ -3815,7 +4069,7 @@
     </w:pPr>
   </w:style>
   <w:style w:type="character" w:customStyle="1" w:styleId="a7">
-    <w:name w:val="Нижній колонтитул Знак"/>
+    <w:name w:val="Нижний колонтитул Знак"/>
     <w:basedOn w:val="a0"/>
     <w:link w:val="a6"/>
     <w:uiPriority w:val="99"/>
